--- a/docs/homeworks/hw_17/homework.docx
+++ b/docs/homeworks/hw_17/homework.docx
@@ -7,15 +7,23 @@
         <w:pStyle w:val="Title"/>
       </w:pPr>
       <w:r>
-        <w:t xml:space="preserve">17_homework</w:t>
+        <w:t xml:space="preserve">Homework 17 — TBD</w:t>
       </w:r>
     </w:p>
     <w:p>
       <w:pPr>
+        <w:pStyle w:val="Subtitle"/>
+      </w:pPr>
+      <w:r>
+        <w:t xml:space="preserve">TBD</w:t>
+      </w:r>
+    </w:p>
+    <w:p>
+      <w:pPr>
         <w:pStyle w:val="Author"/>
       </w:pPr>
       <w:r>
-        <w:t xml:space="preserve">Bill Perry</w:t>
+        <w:t xml:space="preserve">Name: _________________________________ | Date: _____________</w:t>
       </w:r>
     </w:p>
     <w:bookmarkStart w:id="16" w:name="assignment-overview"/>
@@ -106,7 +114,6 @@
     </w:p>
     <w:p>
       <w:pPr>
-        <w:pStyle w:val="Compact"/>
         <w:numPr>
           <w:ilvl w:val="0"/>
           <w:numId w:val="1002"/>
@@ -118,7 +125,6 @@
     </w:p>
     <w:p>
       <w:pPr>
-        <w:pStyle w:val="Compact"/>
         <w:numPr>
           <w:ilvl w:val="0"/>
           <w:numId w:val="1002"/>
